--- a/public/chat_files/orozco_site_copy_and_estimate_v1.docx
+++ b/public/chat_files/orozco_site_copy_and_estimate_v1.docx
@@ -8,7 +8,7 @@
           <w:b/>
           <w:sz w:val="28"/>
         </w:rPr>
-        <w:t>Orozco Exterior &amp; Roofing — 4-Page Website Copy &amp; Estimate Sheet (v1)</w:t>
+        <w:t>Orozco Commercial Roofing — Website Copy &amp; Bid Estimate (v1)</w:t>
       </w:r>
     </w:p>
     <w:p>
@@ -16,15 +16,7 @@
         <w:rPr>
           <w:sz w:val="22"/>
         </w:rPr>
-        <w:t xml:space="preserve">Includes full copy for Home, Commercial TPO/Elastomeric, Residential Tile/Shingle, and Hail/Monsoon Claims.</w:t>
-      </w:r>
-    </w:p>
-    <w:p>
-      <w:r>
-        <w:rPr>
-          <w:sz w:val="22"/>
-        </w:rPr>
-        <w:t xml:space="preserve">Includes 10-year workmanship warranty terms on the customer estimate sheet.</w:t>
+        <w:t xml:space="preserve">Homepage copy, commercial systems overview, and free roof assessment CTA.</w:t>
       </w:r>
     </w:p>
   </w:body>

--- a/public/chat_files/orozco_site_copy_and_estimate_v1.docx
+++ b/public/chat_files/orozco_site_copy_and_estimate_v1.docx
@@ -3,18 +3,26 @@
 <w:document xmlns:w="http://schemas.openxmlformats.org/wordprocessingml/2006/main">
   <w:body>
     <w:p>
+      <w:pPr>
+        <w:spacing w:before="120" w:after="240"/>
+      </w:pPr>
       <w:r>
         <w:rPr>
           <w:b/>
-          <w:sz w:val="28"/>
+          <w:color w:val="0F172A"/>
+          <w:sz w:val="32"/>
         </w:rPr>
-        <w:t>Orozco Commercial Roofing — Website Copy &amp; Bid Estimate (v1)</w:t>
+        <w:t xml:space="preserve">Orozco Commercial Roofing — Website Copy &amp; Bid Estimate (v1)</w:t>
       </w:r>
     </w:p>
     <w:p>
+      <w:pPr>
+        <w:spacing w:after="140" w:line="276" w:lineRule="auto"/>
+      </w:pPr>
       <w:r>
         <w:rPr>
-          <w:sz w:val="22"/>
+          <w:color w:val="1E293B"/>
+          <w:sz w:val="21"/>
         </w:rPr>
         <w:t xml:space="preserve">Homepage copy, commercial systems overview, and free roof assessment CTA.</w:t>
       </w:r>

--- a/public/chat_files/orozco_site_copy_and_estimate_v1.docx
+++ b/public/chat_files/orozco_site_copy_and_estimate_v1.docx
@@ -13,7 +13,7 @@
           <w:color w:val="0F172A"/>
           <w:sz w:val="44"/>
         </w:rPr>
-        <w:t>Orozco Commercial Roofing — Website Copy &amp; Bid Estimate (v1)</w:t>
+        <w:t>Orozco Commercial Roofing — Website Technical Copy &amp; Commercial Bid Takeoff (v1 Working Draft)</w:t>
       </w:r>
     </w:p>
     <w:p>
@@ -26,7 +26,210 @@
           <w:color w:val="1E293B"/>
           <w:sz w:val="20"/>
         </w:rPr>
-        <w:t>Homepage copy, commercial systems overview, and free roof assessment CTA.</w:t>
+        <w:t>CLIENT: Orozco Commercial Roofing LLC · McAllen, TX</w:t>
+      </w:r>
+    </w:p>
+    <w:p>
+      <w:pPr>
+        <w:spacing w:before="0" w:after="120" w:line="276" w:lineRule="auto"/>
+      </w:pPr>
+      <w:r>
+        <w:rPr>
+          <w:rFonts w:ascii="Calibri" w:hAnsi="Calibri"/>
+          <w:color w:val="1E293B"/>
+          <w:sz w:val="20"/>
+        </w:rPr>
+        <w:t>PROJECT: Website Copy Deck &amp; Interactive Bid Estimator Specs (v1 Draft)</w:t>
+      </w:r>
+    </w:p>
+    <w:p>
+      <w:pPr>
+        <w:spacing w:before="0" w:after="120" w:line="276" w:lineRule="auto"/>
+      </w:pPr>
+      <w:r>
+        <w:rPr>
+          <w:rFonts w:ascii="Calibri" w:hAnsi="Calibri"/>
+          <w:color w:val="1E293B"/>
+          <w:sz w:val="20"/>
+        </w:rPr>
+        <w:t>STATUS: Working Copy Deck for Commercial Property Owners &amp; Facility Managers</w:t>
+      </w:r>
+    </w:p>
+    <w:p>
+      <w:r>
+        <w:br w:type="page"/>
+      </w:r>
+    </w:p>
+    <w:p>
+      <w:pPr>
+        <w:keepNext/>
+        <w:spacing w:before="280" w:after="80"/>
+      </w:pPr>
+      <w:r>
+        <w:rPr>
+          <w:rFonts w:ascii="Calibri" w:hAnsi="Calibri"/>
+          <w:b/>
+          <w:color w:val="0F172A"/>
+          <w:sz w:val="26"/>
+        </w:rPr>
+        <w:t>HOMEPAGE TECHNICAL COPY DECK</w:t>
+      </w:r>
+    </w:p>
+    <w:p>
+      <w:pPr>
+        <w:spacing w:before="0" w:after="120" w:line="276" w:lineRule="auto"/>
+      </w:pPr>
+      <w:r>
+        <w:rPr>
+          <w:rFonts w:ascii="Calibri" w:hAnsi="Calibri"/>
+          <w:color w:val="1E293B"/>
+          <w:sz w:val="20"/>
+        </w:rPr>
+        <w:t>CATEGORY BADGE: Rio Grande Valley · Commercial Flat Roofing Specialists Since 2012</w:t>
+      </w:r>
+    </w:p>
+    <w:p>
+      <w:pPr>
+        <w:spacing w:before="0" w:after="120" w:line="276" w:lineRule="auto"/>
+      </w:pPr>
+      <w:r>
+        <w:rPr>
+          <w:rFonts w:ascii="Calibri" w:hAnsi="Calibri"/>
+          <w:color w:val="1E293B"/>
+          <w:sz w:val="20"/>
+        </w:rPr>
+        <w:t>HERO HEADLINE: Engineered Commercial Flat Roofing &amp; Industrial Storm Restoration Built for South Texas Heat.</w:t>
+      </w:r>
+    </w:p>
+    <w:p>
+      <w:pPr>
+        <w:spacing w:before="0" w:after="120" w:line="276" w:lineRule="auto"/>
+      </w:pPr>
+      <w:r>
+        <w:rPr>
+          <w:rFonts w:ascii="Calibri" w:hAnsi="Calibri"/>
+          <w:color w:val="1E293B"/>
+          <w:sz w:val="20"/>
+        </w:rPr>
+        <w:t>HERO SUBHEAD: Specializing in single-ply TPO, fluid-applied elastomeric restoration, and architectural standing seam metal. Protecting industrial distribution warehouses, shopping centers, medical complexes, and schools across McAllen, Brownsville, and Harlingen.</w:t>
+      </w:r>
+    </w:p>
+    <w:p>
+      <w:pPr>
+        <w:spacing w:before="0" w:after="120" w:line="276" w:lineRule="auto"/>
+      </w:pPr>
+      <w:r>
+        <w:rPr>
+          <w:rFonts w:ascii="Calibri" w:hAnsi="Calibri"/>
+          <w:color w:val="1E293B"/>
+          <w:sz w:val="20"/>
+        </w:rPr>
+        <w:t>CALL-TO-ACTION BUTTONS: Primary: [Schedule 21-Point Commercial Roof Assessment] · Secondary: [Download 20-Year NDL Warranty Guide]</w:t>
+      </w:r>
+    </w:p>
+    <w:p>
+      <w:pPr>
+        <w:spacing w:before="0" w:after="120" w:line="276" w:lineRule="auto"/>
+      </w:pPr>
+      <w:r>
+        <w:rPr>
+          <w:rFonts w:ascii="Calibri" w:hAnsi="Calibri"/>
+          <w:color w:val="1E293B"/>
+          <w:sz w:val="20"/>
+        </w:rPr>
+        <w:t>LOCAL TRUST STRIP: Carlisle SynTec Certified Applicator · Elevate Red Shield Partner · GAF Master Commercial Contractor · $2M Commercial Liability &amp; Full Workers' Comp · 14+ Years RGV Operations</w:t>
+      </w:r>
+    </w:p>
+    <w:p>
+      <w:r>
+        <w:br w:type="page"/>
+      </w:r>
+    </w:p>
+    <w:p>
+      <w:pPr>
+        <w:keepNext/>
+        <w:spacing w:before="280" w:after="80"/>
+      </w:pPr>
+      <w:r>
+        <w:rPr>
+          <w:rFonts w:ascii="Calibri" w:hAnsi="Calibri"/>
+          <w:b/>
+          <w:color w:val="0F172A"/>
+          <w:sz w:val="26"/>
+        </w:rPr>
+        <w:t>COMMERCIAL SERVICE PILLARS</w:t>
+      </w:r>
+    </w:p>
+    <w:p>
+      <w:pPr>
+        <w:spacing w:before="0" w:after="120" w:line="276" w:lineRule="auto"/>
+      </w:pPr>
+      <w:r>
+        <w:rPr>
+          <w:rFonts w:ascii="Calibri" w:hAnsi="Calibri"/>
+          <w:color w:val="1E293B"/>
+          <w:sz w:val="20"/>
+        </w:rPr>
+        <w:t>1. Single-Ply TPO Membrane Systems: Highly reflective white TPO engineered to withstand intense UV exposure and cut commercial HVAC air conditioning costs by up to 30%.</w:t>
+      </w:r>
+    </w:p>
+    <w:p>
+      <w:pPr>
+        <w:spacing w:before="0" w:after="120" w:line="276" w:lineRule="auto"/>
+      </w:pPr>
+      <w:r>
+        <w:rPr>
+          <w:rFonts w:ascii="Calibri" w:hAnsi="Calibri"/>
+          <w:color w:val="1E293B"/>
+          <w:sz w:val="20"/>
+        </w:rPr>
+        <w:t>2. Fluid-Applied Roof Restoration: Silicone and elastomeric liquid-applied coatings that restore aging metal or modified bitumen roofs at half the cost of full tear-off, backed by 10 to 15-year leak-free warranties.</w:t>
+      </w:r>
+    </w:p>
+    <w:p>
+      <w:pPr>
+        <w:spacing w:before="0" w:after="120" w:line="276" w:lineRule="auto"/>
+      </w:pPr>
+      <w:r>
+        <w:rPr>
+          <w:rFonts w:ascii="Calibri" w:hAnsi="Calibri"/>
+          <w:color w:val="1E293B"/>
+          <w:sz w:val="20"/>
+        </w:rPr>
+        <w:t>3. Emergency Storm Restoration &amp; Hail Recovery: Rapid emergency dispatch within 2 hours of hail or tropical windstorm events across Hidalgo and Cameron counties.</w:t>
+      </w:r>
+    </w:p>
+    <w:p>
+      <w:r>
+        <w:br w:type="page"/>
+      </w:r>
+    </w:p>
+    <w:p>
+      <w:pPr>
+        <w:keepNext/>
+        <w:spacing w:before="280" w:after="80"/>
+      </w:pPr>
+      <w:r>
+        <w:rPr>
+          <w:rFonts w:ascii="Calibri" w:hAnsi="Calibri"/>
+          <w:b/>
+          <w:color w:val="0F172A"/>
+          <w:sz w:val="26"/>
+        </w:rPr>
+        <w:t>21-POINT COMMERCIAL ROOF AUDIT CHECKLIST</w:t>
+      </w:r>
+    </w:p>
+    <w:p>
+      <w:pPr>
+        <w:spacing w:before="0" w:after="120" w:line="276" w:lineRule="auto"/>
+      </w:pPr>
+      <w:r>
+        <w:rPr>
+          <w:rFonts w:ascii="Calibri" w:hAnsi="Calibri"/>
+          <w:color w:val="1E293B"/>
+          <w:sz w:val="20"/>
+        </w:rPr>
+        <w:t>Every commercial inspection includes core sampling, infrared moisture thermography, drainage scupper slope auditing, and photographic documentation for property insurance carriers.</w:t>
       </w:r>
     </w:p>
     <w:sectPr>
@@ -63,7 +266,7 @@
       <w:jc w:val="right"/>
     </w:pPr>
     <w:r>
-      <w:t>Orozco Commercial Roofing — Website Copy &amp; Bid Estimate (v1)</w:t>
+      <w:t>Orozco Commercial Roofing — Website Technical Copy &amp; Commerc</w:t>
     </w:r>
   </w:p>
 </w:hdr>

--- a/public/chat_files/orozco_site_copy_and_estimate_v1.docx
+++ b/public/chat_files/orozco_site_copy_and_estimate_v1.docx
@@ -13,7 +13,7 @@
           <w:color w:val="0F172A"/>
           <w:sz w:val="44"/>
         </w:rPr>
-        <w:t>Orozco Commercial Roofing — Website Technical Copy &amp; Commercial Bid Takeoff (v1 Working Draft)</w:t>
+        <w:t>Orozco Commercial Roofing — Website Copy &amp; Bid Estimate (v1)</w:t>
       </w:r>
     </w:p>
     <w:p>
@@ -26,210 +26,7 @@
           <w:color w:val="1E293B"/>
           <w:sz w:val="20"/>
         </w:rPr>
-        <w:t>CLIENT: Orozco Commercial Roofing LLC · McAllen, TX</w:t>
-      </w:r>
-    </w:p>
-    <w:p>
-      <w:pPr>
-        <w:spacing w:before="0" w:after="120" w:line="276" w:lineRule="auto"/>
-      </w:pPr>
-      <w:r>
-        <w:rPr>
-          <w:rFonts w:ascii="Calibri" w:hAnsi="Calibri"/>
-          <w:color w:val="1E293B"/>
-          <w:sz w:val="20"/>
-        </w:rPr>
-        <w:t>PROJECT: Website Copy Deck &amp; Interactive Bid Estimator Specs (v1 Draft)</w:t>
-      </w:r>
-    </w:p>
-    <w:p>
-      <w:pPr>
-        <w:spacing w:before="0" w:after="120" w:line="276" w:lineRule="auto"/>
-      </w:pPr>
-      <w:r>
-        <w:rPr>
-          <w:rFonts w:ascii="Calibri" w:hAnsi="Calibri"/>
-          <w:color w:val="1E293B"/>
-          <w:sz w:val="20"/>
-        </w:rPr>
-        <w:t>STATUS: Working Copy Deck for Commercial Property Owners &amp; Facility Managers</w:t>
-      </w:r>
-    </w:p>
-    <w:p>
-      <w:r>
-        <w:br w:type="page"/>
-      </w:r>
-    </w:p>
-    <w:p>
-      <w:pPr>
-        <w:keepNext/>
-        <w:spacing w:before="280" w:after="80"/>
-      </w:pPr>
-      <w:r>
-        <w:rPr>
-          <w:rFonts w:ascii="Calibri" w:hAnsi="Calibri"/>
-          <w:b/>
-          <w:color w:val="0F172A"/>
-          <w:sz w:val="26"/>
-        </w:rPr>
-        <w:t>HOMEPAGE TECHNICAL COPY DECK</w:t>
-      </w:r>
-    </w:p>
-    <w:p>
-      <w:pPr>
-        <w:spacing w:before="0" w:after="120" w:line="276" w:lineRule="auto"/>
-      </w:pPr>
-      <w:r>
-        <w:rPr>
-          <w:rFonts w:ascii="Calibri" w:hAnsi="Calibri"/>
-          <w:color w:val="1E293B"/>
-          <w:sz w:val="20"/>
-        </w:rPr>
-        <w:t>CATEGORY BADGE: Rio Grande Valley · Commercial Flat Roofing Specialists Since 2012</w:t>
-      </w:r>
-    </w:p>
-    <w:p>
-      <w:pPr>
-        <w:spacing w:before="0" w:after="120" w:line="276" w:lineRule="auto"/>
-      </w:pPr>
-      <w:r>
-        <w:rPr>
-          <w:rFonts w:ascii="Calibri" w:hAnsi="Calibri"/>
-          <w:color w:val="1E293B"/>
-          <w:sz w:val="20"/>
-        </w:rPr>
-        <w:t>HERO HEADLINE: Engineered Commercial Flat Roofing &amp; Industrial Storm Restoration Built for South Texas Heat.</w:t>
-      </w:r>
-    </w:p>
-    <w:p>
-      <w:pPr>
-        <w:spacing w:before="0" w:after="120" w:line="276" w:lineRule="auto"/>
-      </w:pPr>
-      <w:r>
-        <w:rPr>
-          <w:rFonts w:ascii="Calibri" w:hAnsi="Calibri"/>
-          <w:color w:val="1E293B"/>
-          <w:sz w:val="20"/>
-        </w:rPr>
-        <w:t>HERO SUBHEAD: Specializing in single-ply TPO, fluid-applied elastomeric restoration, and architectural standing seam metal. Protecting industrial distribution warehouses, shopping centers, medical complexes, and schools across McAllen, Brownsville, and Harlingen.</w:t>
-      </w:r>
-    </w:p>
-    <w:p>
-      <w:pPr>
-        <w:spacing w:before="0" w:after="120" w:line="276" w:lineRule="auto"/>
-      </w:pPr>
-      <w:r>
-        <w:rPr>
-          <w:rFonts w:ascii="Calibri" w:hAnsi="Calibri"/>
-          <w:color w:val="1E293B"/>
-          <w:sz w:val="20"/>
-        </w:rPr>
-        <w:t>CALL-TO-ACTION BUTTONS: Primary: [Schedule 21-Point Commercial Roof Assessment] · Secondary: [Download 20-Year NDL Warranty Guide]</w:t>
-      </w:r>
-    </w:p>
-    <w:p>
-      <w:pPr>
-        <w:spacing w:before="0" w:after="120" w:line="276" w:lineRule="auto"/>
-      </w:pPr>
-      <w:r>
-        <w:rPr>
-          <w:rFonts w:ascii="Calibri" w:hAnsi="Calibri"/>
-          <w:color w:val="1E293B"/>
-          <w:sz w:val="20"/>
-        </w:rPr>
-        <w:t>LOCAL TRUST STRIP: Carlisle SynTec Certified Applicator · Elevate Red Shield Partner · GAF Master Commercial Contractor · $2M Commercial Liability &amp; Full Workers' Comp · 14+ Years RGV Operations</w:t>
-      </w:r>
-    </w:p>
-    <w:p>
-      <w:r>
-        <w:br w:type="page"/>
-      </w:r>
-    </w:p>
-    <w:p>
-      <w:pPr>
-        <w:keepNext/>
-        <w:spacing w:before="280" w:after="80"/>
-      </w:pPr>
-      <w:r>
-        <w:rPr>
-          <w:rFonts w:ascii="Calibri" w:hAnsi="Calibri"/>
-          <w:b/>
-          <w:color w:val="0F172A"/>
-          <w:sz w:val="26"/>
-        </w:rPr>
-        <w:t>COMMERCIAL SERVICE PILLARS</w:t>
-      </w:r>
-    </w:p>
-    <w:p>
-      <w:pPr>
-        <w:spacing w:before="0" w:after="120" w:line="276" w:lineRule="auto"/>
-      </w:pPr>
-      <w:r>
-        <w:rPr>
-          <w:rFonts w:ascii="Calibri" w:hAnsi="Calibri"/>
-          <w:color w:val="1E293B"/>
-          <w:sz w:val="20"/>
-        </w:rPr>
-        <w:t>1. Single-Ply TPO Membrane Systems: Highly reflective white TPO engineered to withstand intense UV exposure and cut commercial HVAC air conditioning costs by up to 30%.</w:t>
-      </w:r>
-    </w:p>
-    <w:p>
-      <w:pPr>
-        <w:spacing w:before="0" w:after="120" w:line="276" w:lineRule="auto"/>
-      </w:pPr>
-      <w:r>
-        <w:rPr>
-          <w:rFonts w:ascii="Calibri" w:hAnsi="Calibri"/>
-          <w:color w:val="1E293B"/>
-          <w:sz w:val="20"/>
-        </w:rPr>
-        <w:t>2. Fluid-Applied Roof Restoration: Silicone and elastomeric liquid-applied coatings that restore aging metal or modified bitumen roofs at half the cost of full tear-off, backed by 10 to 15-year leak-free warranties.</w:t>
-      </w:r>
-    </w:p>
-    <w:p>
-      <w:pPr>
-        <w:spacing w:before="0" w:after="120" w:line="276" w:lineRule="auto"/>
-      </w:pPr>
-      <w:r>
-        <w:rPr>
-          <w:rFonts w:ascii="Calibri" w:hAnsi="Calibri"/>
-          <w:color w:val="1E293B"/>
-          <w:sz w:val="20"/>
-        </w:rPr>
-        <w:t>3. Emergency Storm Restoration &amp; Hail Recovery: Rapid emergency dispatch within 2 hours of hail or tropical windstorm events across Hidalgo and Cameron counties.</w:t>
-      </w:r>
-    </w:p>
-    <w:p>
-      <w:r>
-        <w:br w:type="page"/>
-      </w:r>
-    </w:p>
-    <w:p>
-      <w:pPr>
-        <w:keepNext/>
-        <w:spacing w:before="280" w:after="80"/>
-      </w:pPr>
-      <w:r>
-        <w:rPr>
-          <w:rFonts w:ascii="Calibri" w:hAnsi="Calibri"/>
-          <w:b/>
-          <w:color w:val="0F172A"/>
-          <w:sz w:val="26"/>
-        </w:rPr>
-        <w:t>21-POINT COMMERCIAL ROOF AUDIT CHECKLIST</w:t>
-      </w:r>
-    </w:p>
-    <w:p>
-      <w:pPr>
-        <w:spacing w:before="0" w:after="120" w:line="276" w:lineRule="auto"/>
-      </w:pPr>
-      <w:r>
-        <w:rPr>
-          <w:rFonts w:ascii="Calibri" w:hAnsi="Calibri"/>
-          <w:color w:val="1E293B"/>
-          <w:sz w:val="20"/>
-        </w:rPr>
-        <w:t>Every commercial inspection includes core sampling, infrared moisture thermography, drainage scupper slope auditing, and photographic documentation for property insurance carriers.</w:t>
+        <w:t>Homepage copy, commercial systems overview, and free roof assessment CTA.</w:t>
       </w:r>
     </w:p>
     <w:sectPr>
@@ -266,7 +63,7 @@
       <w:jc w:val="right"/>
     </w:pPr>
     <w:r>
-      <w:t>Orozco Commercial Roofing — Website Technical Copy &amp; Commerc</w:t>
+      <w:t>Orozco Commercial Roofing — Website Copy &amp; Bid Estimate (v1)</w:t>
     </w:r>
   </w:p>
 </w:hdr>
